--- a/public/vaazlar/nl/de-kenmerken-van-de-volmaakte-gelovige.docx
+++ b/public/vaazlar/nl/de-kenmerken-van-de-volmaakte-gelovige.docx
@@ -99,7 +99,7 @@
                 <w:szCs w:val="16"/>
                 <w:lang w:val="nl-BE" w:bidi="ar-SA"/>
               </w:rPr>
-              <w:t>Het geloof in aanbidding, karakter en dagelijks leven</w:t>
+              <w:t>De weerspiegeling van het geloof in aanbidding, karakter en dagelijks leven</w:t>
             </w:r>
           </w:p>
         </w:tc>
@@ -447,7 +447,7 @@
           <w:szCs w:val="19"/>
           <w:lang w:val="nl-BE" w:bidi="ar-SA"/>
         </w:rPr>
-        <w:t xml:space="preserve"> (ootmoedige toewijding) in het gebed, waarheid in de taal, goed karakter thuis, vertrouwen op de markt en trouw aan het gegeven woord. Kernzin: </w:t>
+        <w:t xml:space="preserve"> (ootmoedige toewijding) in het gebed, waarachtigheid in woorden, goed karakter thuis, vertrouwen op de markt en trouw aan het gegeven woord. Kernzin: </w:t>
       </w:r>
       <w:r>
         <w:rPr>
@@ -969,7 +969,7 @@
                 <w:szCs w:val="16"/>
                 <w:lang w:val="nl-BE" w:bidi="ar-SA"/>
               </w:rPr>
-              <w:t>De instemming van het hart, de takken van het geloof, je broeder liefhebben als jezelf</w:t>
+              <w:t>De bevestiging van het hart, de takken van het geloof, je broeder liefhebben als jezelf</w:t>
             </w:r>
           </w:p>
         </w:tc>
@@ -1162,7 +1162,7 @@
                 <w:szCs w:val="16"/>
                 <w:lang w:val="nl-BE" w:bidi="ar-SA"/>
               </w:rPr>
-              <w:t xml:space="preserve"> 1–11; gebed en leven; “Eerst geloven, dan standvastig”</w:t>
+              <w:t xml:space="preserve"> 1–11; gebed en leven; “Zeg: ‘Ik geloof in Allah’, en wees dan standvastig”</w:t>
             </w:r>
           </w:p>
         </w:tc>
@@ -2302,7 +2302,7 @@
               <w:keepNext w:val="0"/>
               <w:keepLines/>
               <w:spacing w:before="0" w:after="0" w:line="234" w:lineRule="auto"/>
-              <w:jc w:val="center"/>
+              <w:jc w:val="left"/>
             </w:pPr>
             <w:r>
               <w:rPr>
@@ -2729,7 +2729,7 @@
           <w:szCs w:val="19"/>
           <w:lang w:val="nl-BE" w:bidi="ar-SA"/>
         </w:rPr>
-        <w:t xml:space="preserve">, de vertalingen de koranuitleg </w:t>
+        <w:t xml:space="preserve">; de vertalingen zijn betekenisgetrouw en zijn vergeleken met </w:t>
       </w:r>
       <w:r>
         <w:rPr>
@@ -2823,10 +2823,11 @@
         <w:pageBreakBefore/>
         <w:spacing w:before="40" w:after="80" w:line="240" w:lineRule="auto"/>
         <w:pBdr>
-          <w:left w:val="single" w:sz="24" w:space="8" w:color="1B365D"/>
+          <w:left w:val="single" w:sz="24" w:space="11" w:color="1B365D"/>
           <w:bottom w:val="single" w:sz="6" w:space="2" w:color="1B365D"/>
         </w:pBdr>
         <w:shd w:val="clear" w:color="auto" w:fill="F3F6FA"/>
+        <w:ind w:left="60"/>
         <w:outlineLvl w:val="0"/>
       </w:pPr>
       <w:r>
@@ -2839,7 +2840,7 @@
           <w:szCs w:val="25"/>
           <w:lang w:val="nl-BE" w:bidi="ar-SA"/>
         </w:rPr>
-        <w:t xml:space="preserve"> OPENING: HET GELOOF IS EEN BOOM</w:t>
+        <w:t>OPENING: HET GELOOF IS EEN BOOM</w:t>
       </w:r>
     </w:p>
     <w:tbl>
@@ -2982,7 +2983,7 @@
                 <w:szCs w:val="20"/>
                 <w:lang w:val="nl-BE" w:bidi="ar-SA"/>
               </w:rPr>
-              <w:t>Alle lof komt Allah toe, de Heer der werelden. Zegen en vrede zij met onze Profeet Mohammed, met zijn familie en al zijn metgezellen. Mijn Heer! Verruim mijn hart, maak mijn taak licht en maak de knoop in mijn tong los, opdat zij mijn woorden begrijpen.</w:t>
+              <w:t>Alle lof komt Allah toe, de Heer der werelden. Zegen en vrede zij met onze Profeet Mohammed, met zijn familie en al zijn metgezellen. Mijn Heer! Schenk mijn hart ruimte, maak mijn taak voor mij licht, maak de knoop in mijn tong los, opdat zij mijn woorden goed begrijpen.</w:t>
             </w:r>
           </w:p>
           <w:p>
@@ -3377,10 +3378,11 @@
         <w:pageBreakBefore/>
         <w:spacing w:before="30" w:after="60" w:line="240" w:lineRule="auto"/>
         <w:pBdr>
-          <w:left w:val="single" w:sz="24" w:space="8" w:color="1B365D"/>
+          <w:left w:val="single" w:sz="24" w:space="11" w:color="1B365D"/>
           <w:bottom w:val="single" w:sz="6" w:space="2" w:color="1B365D"/>
         </w:pBdr>
         <w:shd w:val="clear" w:color="auto" w:fill="F3F6FA"/>
+        <w:ind w:left="60"/>
         <w:outlineLvl w:val="0"/>
       </w:pPr>
       <w:r>
@@ -3393,7 +3395,7 @@
           <w:szCs w:val="25"/>
           <w:lang w:val="nl-BE" w:bidi="ar-SA"/>
         </w:rPr>
-        <w:t xml:space="preserve"> I. DE GRONDSLAG VAN HET GELOOF EN ZIJN VERVOLMAKING</w:t>
+        <w:t>I. DE GRONDSLAG VAN HET GELOOF EN DE VERVOLMAKING ERVAN</w:t>
       </w:r>
     </w:p>
     <w:tbl>
@@ -3649,7 +3651,7 @@
           <w:szCs w:val="20"/>
           <w:lang w:val="nl-BE" w:bidi="ar-SA"/>
         </w:rPr>
-        <w:t xml:space="preserve">De soennitische geleerden maken onderscheid tussen de grondslag van het geloof en de vervolmaking ervan: goede daden zijn geen bestanddeel van het geloof zelf; daarom valt een gelovige die zondigt niet buiten het geloof. Maar daden voeden het geloof, versterken het en laten het rijpen. Een boom die wortels heeft maar geen vrucht draagt, is niet verdord; hij wacht alleen op de zorg van zijn tuinman. </w:t>
+        <w:t xml:space="preserve">De soennitische geleerden maken onderscheid tussen de grondslag van het geloof en de vervolmaking ervan: goede daden behoren niet tot de grondslag van het geloof; daarom valt een gelovige die zondigt niet buiten het geloof. Maar daden voeden het geloof, versterken het en laten het rijpen. Een boom die wortels heeft maar geen vrucht draagt, is niet verdord; hij wacht alleen op de zorg van zijn tuinman. </w:t>
       </w:r>
       <w:r>
         <w:rPr>
@@ -3922,7 +3924,7 @@
           <w:szCs w:val="20"/>
           <w:lang w:val="nl-BE" w:bidi="ar-SA"/>
         </w:rPr>
-        <w:t xml:space="preserve"> verbindt onze Profeet de vervolmaking van het geloof met broederschap: “Niemand van jullie kan een (volledig) gelovige zijn zolang hij voor zijn broeder niet wil wat hij voor zichzelf wil.” (</w:t>
+        <w:t xml:space="preserve"> verbindt onze Profeet de vervolmaking van het geloof met broederschap: “Niemand van jullie gelooft werkelijk, zolang hij voor zijn broeder niet wil wat hij voor zichzelf wil.” (</w:t>
       </w:r>
       <w:r>
         <w:rPr>
@@ -3965,7 +3967,7 @@
           <w:szCs w:val="20"/>
           <w:lang w:val="nl-BE" w:bidi="ar-SA"/>
         </w:rPr>
-        <w:t xml:space="preserve">, 71) De geleerden hebben de woorden “kan geen gelovige zijn” hier begrepen als de ontkenning niet van de grondslag van het geloof, maar van </w:t>
+        <w:t xml:space="preserve">, 71) De geleerden hebben de woorden “gelooft niet werkelijk” hier begrepen als de ontkenning niet van de grondslag van het geloof, maar van </w:t>
       </w:r>
       <w:r>
         <w:rPr>
@@ -3999,7 +4001,7 @@
           <w:szCs w:val="20"/>
           <w:lang w:val="nl-BE" w:bidi="ar-SA"/>
         </w:rPr>
-        <w:t>al-Nawawi, Sharh Muslim</w:t>
+        <w:t>an-Nawawi, Sharh Muslim</w:t>
       </w:r>
       <w:r>
         <w:rPr>
@@ -4058,10 +4060,11 @@
         <w:pageBreakBefore/>
         <w:spacing w:before="30" w:after="60" w:line="240" w:lineRule="auto"/>
         <w:pBdr>
-          <w:left w:val="single" w:sz="24" w:space="8" w:color="1B365D"/>
+          <w:left w:val="single" w:sz="24" w:space="11" w:color="1B365D"/>
           <w:bottom w:val="single" w:sz="6" w:space="2" w:color="1B365D"/>
         </w:pBdr>
         <w:shd w:val="clear" w:color="auto" w:fill="F3F6FA"/>
+        <w:ind w:left="60"/>
         <w:outlineLvl w:val="0"/>
       </w:pPr>
       <w:r>
@@ -4074,7 +4077,7 @@
           <w:szCs w:val="25"/>
           <w:lang w:val="nl-BE" w:bidi="ar-SA"/>
         </w:rPr>
-        <w:t xml:space="preserve"> II. DE VOLMAAKTE GELOVIGE BIDT MET </w:t>
+        <w:t xml:space="preserve">II. DE VOLMAAKTE GELOVIGE BIDT MET </w:t>
       </w:r>
       <w:r>
         <w:rPr>
@@ -4431,7 +4434,28 @@
           <w:szCs w:val="20"/>
           <w:lang w:val="nl-BE" w:bidi="ar-SA"/>
         </w:rPr>
-        <w:t xml:space="preserve">, ootmoedige toewijding, is dat het hart zich eerbiedig buigt omdat het weet dat het voor Allah staat, en dat ook het lichaam in die eerbied tot rust komt. Het gebed is de eredienst waarin de dienaar zijn Heer het dichtst nabij is; maar het volstaat niet om alleen te bidden, de kern is in het gebed </w:t>
+        <w:t xml:space="preserve">, ootmoedige toewijding, is dat het hart zich eerbiedig buigt omdat het weet dat het voor Allah staat, en dat ook het lichaam in die eerbied tot rust komt. In het gebed komt de dienaar zijn Heer het dichtst nabij in de </w:t>
+      </w:r>
+      <w:r>
+        <w:rPr>
+          <w:rFonts w:ascii="Calibri" w:hAnsi="Calibri" w:cs="Calibri" w:eastAsia="Calibri"/>
+          <w:noProof/>
+          <w:color w:val="222222"/>
+          <w:sz w:val="20"/>
+          <w:szCs w:val="20"/>
+          <w:lang w:val="nl-BE" w:bidi="ar-SA"/>
+        </w:rPr>
+        <w:t>sujûd</w:t>
+      </w:r>
+      <w:r>
+        <w:rPr>
+          <w:rFonts w:ascii="Calibri" w:hAnsi="Calibri" w:cs="Calibri" w:eastAsia="Calibri"/>
+          <w:color w:val="222222"/>
+          <w:sz w:val="20"/>
+          <w:szCs w:val="20"/>
+          <w:lang w:val="nl-BE" w:bidi="ar-SA"/>
+        </w:rPr>
+        <w:t xml:space="preserve">; maar het volstaat niet om alleen te bidden, de kern is in het gebed </w:t>
       </w:r>
       <w:r>
         <w:rPr>
@@ -4748,7 +4772,7 @@
           <w:szCs w:val="20"/>
           <w:lang w:val="nl-BE" w:bidi="ar-SA"/>
         </w:rPr>
-        <w:t xml:space="preserve">Hier in Europa wordt het gebed soms ingepast in een werkpauze, een speelkwartier op school of een parkeerplaats tijdens een reis. Op het werk beleefd met de chef spreken om de gebedstijd te kunnen waarnemen, op een plaats zonder moskee of gebedsruimte op een schoon hoekje het gebedskleed uitspreiden, elk gebed dat we in gemeenschap kunnen verrichten als een buit beschouwen: dat is het streven van de volmaakte gelovige. </w:t>
+        <w:t xml:space="preserve">Hier in Europa wordt het gebed soms ingepast in een werkpauze, een schoolpauze of een parkeerplaats tijdens een reis. Op het werk beleefd met de chef spreken om de gebedstijd in acht te kunnen nemen, op een plaats zonder moskee of gebedsruimte op een schoon hoekje het gebedskleed uitspreiden, elk gebed dat we in gemeenschap kunnen verrichten als een buit beschouwen: dat is het streven van de volmaakte gelovige. </w:t>
       </w:r>
       <w:r>
         <w:rPr>
@@ -4770,10 +4794,11 @@
         <w:pageBreakBefore/>
         <w:spacing w:before="30" w:after="60" w:line="240" w:lineRule="auto"/>
         <w:pBdr>
-          <w:left w:val="single" w:sz="24" w:space="8" w:color="1B365D"/>
+          <w:left w:val="single" w:sz="24" w:space="11" w:color="1B365D"/>
           <w:bottom w:val="single" w:sz="6" w:space="2" w:color="1B365D"/>
         </w:pBdr>
         <w:shd w:val="clear" w:color="auto" w:fill="F3F6FA"/>
+        <w:ind w:left="60"/>
         <w:outlineLvl w:val="0"/>
       </w:pPr>
       <w:r>
@@ -4786,7 +4811,7 @@
           <w:szCs w:val="25"/>
           <w:lang w:val="nl-BE" w:bidi="ar-SA"/>
         </w:rPr>
-        <w:t xml:space="preserve"> II. (VERVOLG) VAN GEBED NAAR LEVEN: OPRECHTHEID</w:t>
+        <w:t>II. (VERVOLG) VAN GEBED NAAR LEVEN: OPRECHTHEID</w:t>
       </w:r>
     </w:p>
     <w:tbl>
@@ -5173,7 +5198,7 @@
                 <w:szCs w:val="19"/>
                 <w:lang w:val="nl-BE" w:bidi="ar-SA"/>
               </w:rPr>
-              <w:t>Wees oprecht en standvastig, zoals je bevolen is, samen met wie zich met jou tot het rechte pad heeft gekeerd! En ga niet te buiten. Voorwaar, Allah ziet heel goed wat jullie doen.</w:t>
+              <w:t>Wees oprecht en standvastig, zoals je bevolen is, samen met wie zich met jou tot het rechte pad heeft gekeerd! En overschrijdt de grenzen niet. Voorwaar, Allah ziet heel goed wat jullie doen.</w:t>
             </w:r>
           </w:p>
           <w:p>
@@ -5429,7 +5454,7 @@
                 <w:szCs w:val="19"/>
                 <w:lang w:val="nl-BE" w:bidi="ar-SA"/>
               </w:rPr>
-              <w:t xml:space="preserve"> (moge Allah tevreden met hem zijn) langs een schaapherder kwam, vroeg hij: “Herder, is er een schaap (om te slachten)?” De herder zei: “De eigenaar is er niet.” Om hem op de proef te stellen, zei </w:t>
+              <w:t xml:space="preserve"> (moge Allah tevreden met hem zijn) langs een schaapherder kwam, vroeg hij: “Herder, is er een schaap (om te slachten)?” De herder zei: “De eigenaar is er niet.” </w:t>
             </w:r>
             <w:r>
               <w:rPr>
@@ -5450,7 +5475,7 @@
                 <w:szCs w:val="19"/>
                 <w:lang w:val="nl-BE" w:bidi="ar-SA"/>
               </w:rPr>
-              <w:t xml:space="preserve">: “Zeg maar dat de wolf het heeft opgegeten.” Toen sloeg de herder zijn blik op naar de hemel: “Waar is Allah dan?” </w:t>
+              <w:t xml:space="preserve"> zei: “Zeg maar dat de wolf het heeft opgegeten.” Toen sloeg de herder zijn blik op naar de hemel: “Waar is Allah dan?” </w:t>
             </w:r>
             <w:r>
               <w:rPr>
@@ -5627,10 +5652,11 @@
         <w:pageBreakBefore/>
         <w:spacing w:before="40" w:after="80" w:line="240" w:lineRule="auto"/>
         <w:pBdr>
-          <w:left w:val="single" w:sz="24" w:space="8" w:color="1B365D"/>
+          <w:left w:val="single" w:sz="24" w:space="11" w:color="1B365D"/>
           <w:bottom w:val="single" w:sz="6" w:space="2" w:color="1B365D"/>
         </w:pBdr>
         <w:shd w:val="clear" w:color="auto" w:fill="F3F6FA"/>
+        <w:ind w:left="60"/>
         <w:outlineLvl w:val="0"/>
       </w:pPr>
       <w:r>
@@ -5643,7 +5669,7 @@
           <w:szCs w:val="25"/>
           <w:lang w:val="nl-BE" w:bidi="ar-SA"/>
         </w:rPr>
-        <w:t xml:space="preserve"> III. DE VOLMAAKTE GELOVIGE BEHEERST TONG EN OGEN</w:t>
+        <w:t>III. DE VOLMAAKTE GELOVIGE BEHEERST TONG EN OGEN</w:t>
       </w:r>
     </w:p>
     <w:tbl>
@@ -5837,7 +5863,7 @@
           <w:szCs w:val="21"/>
           <w:lang w:val="nl-BE" w:bidi="ar-SA"/>
         </w:rPr>
-        <w:t xml:space="preserve">Beste broeders en zusters! Elk orgaan dat Allah ons heeft gegeven, is een toevertrouwd goed, en over elk toevertrouwd goed wordt rekenschap gevraagd. De volmaakte gelovige weet dat de tong, dat kleine stukje vlees, de mens zowel in deze wereld als in het hiernamaals in het verderf kan storten. Onze Profeet wees naar zijn tong en zei tegen </w:t>
+        <w:t xml:space="preserve">Beste broeders en zusters! Elk orgaan dat Allah ons heeft gegeven, is een toevertrouwd goed, en over elk toevertrouwd goed wordt rekenschap gevraagd. De volmaakte gelovige weet dat de tong, dat kleine stukje vlees, de mens zowel in deze wereld als in het hiernamaals in het verderf kan storten. Onze Profeet nam zijn tong vast en zei tegen </w:t>
       </w:r>
       <w:r>
         <w:rPr>
@@ -5858,7 +5884,7 @@
           <w:szCs w:val="21"/>
           <w:lang w:val="nl-BE" w:bidi="ar-SA"/>
         </w:rPr>
-        <w:t xml:space="preserve"> (moge Allah tevreden met hem zijn): “Houd dit in bedwang!”, en liet weten dat het vaak de oogst van hun tongen is die mensen met het gezicht voorover in het vuur sleept. (</w:t>
+        <w:t xml:space="preserve"> (moge Allah tevreden met hem zijn): “Houd dit in bedwang!” Hij vroeg: “Is het niet de oogst van hun tongen die mensen met het gezicht voorover in het vuur sleept?” (</w:t>
       </w:r>
       <w:r>
         <w:rPr>
@@ -6176,7 +6202,7 @@
           <w:szCs w:val="21"/>
           <w:lang w:val="nl-BE" w:bidi="ar-SA"/>
         </w:rPr>
-        <w:t xml:space="preserve">, 24:30–31) Tegenwoordig wordt het oog niet alleen op straat op de proef gesteld, maar ook op het scherm in onze hand. Elk beeld, elk bericht en elke video die met één klik voor ons verschijnt, wordt opgetekend op de rekening van ons oog en ons hart. </w:t>
+        <w:t xml:space="preserve">, 24:30–31) Tegenwoordig wordt het oog niet alleen op straat op de proef gesteld, maar ook op het scherm in onze hand. Het is aan ons om onze blik af te wenden van een beeld dat met één klik voor ons verschijnt; maar elk beeld waar we bewust naar blijven kijken, en elk bericht dat we delen zonder te weten of het waar is, wordt opgetekend op de rekening van ons oog en ons hart. </w:t>
       </w:r>
       <w:r>
         <w:rPr>
@@ -6216,10 +6242,11 @@
         <w:pageBreakBefore/>
         <w:spacing w:before="30" w:after="60" w:line="240" w:lineRule="auto"/>
         <w:pBdr>
-          <w:left w:val="single" w:sz="24" w:space="8" w:color="1B365D"/>
+          <w:left w:val="single" w:sz="24" w:space="11" w:color="1B365D"/>
           <w:bottom w:val="single" w:sz="6" w:space="2" w:color="1B365D"/>
         </w:pBdr>
         <w:shd w:val="clear" w:color="auto" w:fill="F3F6FA"/>
+        <w:ind w:left="60"/>
         <w:outlineLvl w:val="0"/>
       </w:pPr>
       <w:r>
@@ -6232,7 +6259,7 @@
           <w:szCs w:val="25"/>
           <w:lang w:val="nl-BE" w:bidi="ar-SA"/>
         </w:rPr>
-        <w:t xml:space="preserve"> IV. DE VOLMAAKTE GELOVIGE MIJDT ACHTERKLAP EN RODDEL</w:t>
+        <w:t>IV. DE VOLMAAKTE GELOVIGE MIJDT ACHTERKLAP EN RODDEL</w:t>
       </w:r>
     </w:p>
     <w:tbl>
@@ -6351,7 +6378,7 @@
                 <w:szCs w:val="19"/>
                 <w:lang w:val="nl-BE" w:bidi="ar-SA"/>
               </w:rPr>
-              <w:t>O jullie die geloven! Wees op je hoede voor veel van het vermoeden, want sommige vermoedens zijn zonde. Speur geen geheimen na en spreek geen achterklap over elkaar. Zou iemand van jullie graag het vlees van zijn dode broeder eten? Daar walgen jullie toch zeker van! Hoed jullie voor ongehoorzaamheid aan Allah. Allah neemt berouw ruimschoots aan en Zijn barmhartigheid is grenzeloos.</w:t>
+              <w:t>O jullie die geloven! Wees op jullie hoede voor veel van het vermoeden, want sommige vermoedens zijn zonde. Speur geen geheimen na en spreek geen achterklap over elkaar. Zou iemand van jullie graag het vlees van zijn dode broeder eten? Daar walgen jullie toch zeker van! Hoed jullie voor ongehoorzaamheid aan Allah. Allah neemt berouw ruimschoots aan en Zijn barmhartigheid is grenzeloos.</w:t>
             </w:r>
           </w:p>
           <w:p>
@@ -6566,7 +6593,7 @@
                 <w:szCs w:val="19"/>
                 <w:lang w:val="nl-BE" w:bidi="ar-SA"/>
               </w:rPr>
-              <w:t>“Weten jullie wat achterklap is?” De metgezellen zeiden: “Allah en Zijn Boodschapper weten het beter.” Onze Profeet zei: “Het is dat je over je broeder spreekt op een manier die hij onaangenaam zou vinden.” Toen men vroeg: “En als wat ik zeg waar is van mijn broeder?”, antwoordde hij: “Als het waar is, heb je achterklap gesproken; is het niet waar, dan heb je hem belasterd.”</w:t>
+              <w:t>“Weten jullie wat achterklap is?” De metgezellen zeiden: “Allah en Zijn Boodschapper weten het beter.” Onze Profeet zei: “Dat je over je broeder spreekt op een manier die hij onaangenaam zou vinden.” Toen men vroeg: “En als wat ik zeg inderdaad bij mijn broeder aanwezig is?”, antwoordde hij: “Als het waar is, heb je achterklap gesproken; is het niet waar, dan heb je hem belasterd.”</w:t>
             </w:r>
           </w:p>
           <w:p>
@@ -6640,7 +6667,7 @@
           <w:szCs w:val="20"/>
           <w:lang w:val="nl-BE" w:bidi="ar-SA"/>
         </w:rPr>
-        <w:t xml:space="preserve">Onze Profeet heeft meegedeeld dat de werkelijk failliete degene is die op de Dag der Opstanding komt met gebed, vasten en </w:t>
+        <w:t xml:space="preserve">Onze Profeet beschreef de werkelijk failliete als volgt: op de Dag der Opstanding komt hij met gebed, vasten en </w:t>
       </w:r>
       <w:r>
         <w:rPr>
@@ -6661,7 +6688,7 @@
           <w:szCs w:val="20"/>
           <w:lang w:val="nl-BE" w:bidi="ar-SA"/>
         </w:rPr>
-        <w:t>, maar die iemand heeft uitgescholden, iemand heeft belasterd en iemands bezit heeft opgegeten: zijn goede daden worden verdeeld onder de rechthebbenden, en als zijn goede daden op zijn, neemt hij hun zonden op zich. (</w:t>
+        <w:t>, maar hij heeft iemand uitgescholden, iemand belasterd en iemands bezit opgegeten. Zijn goede daden worden verdeeld onder de rechthebbenden; en wanneer zijn goede daden op zijn, worden hun zonden op hem geladen. (</w:t>
       </w:r>
       <w:r>
         <w:rPr>
@@ -6683,7 +6710,7 @@
           <w:szCs w:val="20"/>
           <w:lang w:val="nl-BE" w:bidi="ar-SA"/>
         </w:rPr>
-        <w:t xml:space="preserve">, 59) </w:t>
+        <w:t xml:space="preserve">, 59). </w:t>
       </w:r>
       <w:r>
         <w:rPr>
@@ -6771,7 +6798,7 @@
                 <w:szCs w:val="19"/>
                 <w:lang w:val="nl-BE" w:bidi="ar-SA"/>
               </w:rPr>
-              <w:t>Een illustratieve scène: een woord in de berichtengroep</w:t>
+              <w:t>Een illustratieve scène: Een woord in de berichtengroep</w:t>
             </w:r>
           </w:p>
           <w:p>
@@ -6841,10 +6868,11 @@
         <w:pageBreakBefore/>
         <w:spacing w:before="40" w:after="80" w:line="240" w:lineRule="auto"/>
         <w:pBdr>
-          <w:left w:val="single" w:sz="24" w:space="8" w:color="1B365D"/>
+          <w:left w:val="single" w:sz="24" w:space="11" w:color="1B365D"/>
           <w:bottom w:val="single" w:sz="6" w:space="2" w:color="1B365D"/>
         </w:pBdr>
         <w:shd w:val="clear" w:color="auto" w:fill="F3F6FA"/>
+        <w:ind w:left="60"/>
         <w:outlineLvl w:val="0"/>
       </w:pPr>
       <w:r>
@@ -6857,7 +6885,7 @@
           <w:szCs w:val="25"/>
           <w:lang w:val="nl-BE" w:bidi="ar-SA"/>
         </w:rPr>
-        <w:t xml:space="preserve"> V. IN DE SPIEGEL VAN DE </w:t>
+        <w:t xml:space="preserve">V. IN DE SPIEGEL VAN DE </w:t>
       </w:r>
       <w:r>
         <w:rPr>
@@ -7113,7 +7141,7 @@
           <w:szCs w:val="21"/>
           <w:lang w:val="nl-BE" w:bidi="ar-SA"/>
         </w:rPr>
-        <w:t xml:space="preserve">In dit </w:t>
+        <w:t xml:space="preserve">In de </w:t>
       </w:r>
       <w:r>
         <w:rPr>
@@ -7134,7 +7162,7 @@
           <w:szCs w:val="21"/>
           <w:lang w:val="nl-BE" w:bidi="ar-SA"/>
         </w:rPr>
-        <w:t xml:space="preserve"> komen geloof en karakter samen in dezelfde zin: de vervolmaking van het geloof wordt gemeten aan de schoonheid van het karakter. De tweede zin van het </w:t>
+        <w:t xml:space="preserve"> komen geloof en karakter samen in dezelfde zin: de vervolmaking van het geloof wordt gemeten aan de schoonheid van het karakter. De tweede zin van de </w:t>
       </w:r>
       <w:r>
         <w:rPr>
@@ -7482,7 +7510,29 @@
           <w:szCs w:val="21"/>
           <w:lang w:val="nl-BE" w:bidi="ar-SA"/>
         </w:rPr>
-        <w:t>Een goed karakter is groeten met een vriendelijk gezicht, een krenkend woord inslikken, eerbied voor wie ouder is, mededogen met wie jonger is en dank zeggen aan wie ons een dienst bewijst. Dat lijkt klein; toch is een goed karakter een van de daden die op de Dag der Opstanding het zwaarst op de weegschaal wegen.</w:t>
+        <w:t>Een goed karakter is groeten met een vriendelijk gezicht, een krenkend woord inslikken, eerbied voor wie ouder is, mededogen met wie jonger is en dank zeggen aan wie ons een dienst bewijst. Dat lijkt klein; toch heeft de Profeet meegedeeld dat er op de Dag der Opstanding op de weegschaal van de gelovige niets zwaarder weegt dan een goed karakter (</w:t>
+      </w:r>
+      <w:r>
+        <w:rPr>
+          <w:rFonts w:ascii="Calibri" w:hAnsi="Calibri" w:cs="Calibri" w:eastAsia="Calibri"/>
+          <w:noProof/>
+          <w:color w:val="222222"/>
+          <w:sz w:val="21"/>
+          <w:szCs w:val="21"/>
+          <w:lang w:val="nl-BE" w:bidi="ar-SA"/>
+        </w:rPr>
+        <w:t>at-Tirmidhi, Birr</w:t>
+      </w:r>
+      <w:r>
+        <w:rPr>
+          <w:rFonts w:ascii="Calibri" w:hAnsi="Calibri" w:cs="Calibri" w:eastAsia="Calibri"/>
+          <w:noProof/>
+          <w:color w:val="222222"/>
+          <w:sz w:val="21"/>
+          <w:szCs w:val="21"/>
+          <w:lang w:val="nl-BE" w:bidi="ar-SA"/>
+        </w:rPr>
+        <w:t>, 62).</w:t>
       </w:r>
     </w:p>
     <w:p>
@@ -7492,10 +7542,11 @@
         <w:pageBreakBefore/>
         <w:spacing w:before="40" w:after="80" w:line="240" w:lineRule="auto"/>
         <w:pBdr>
-          <w:left w:val="single" w:sz="24" w:space="8" w:color="1B365D"/>
+          <w:left w:val="single" w:sz="24" w:space="11" w:color="1B365D"/>
           <w:bottom w:val="single" w:sz="6" w:space="2" w:color="1B365D"/>
         </w:pBdr>
         <w:shd w:val="clear" w:color="auto" w:fill="F3F6FA"/>
+        <w:ind w:left="60"/>
         <w:outlineLvl w:val="0"/>
       </w:pPr>
       <w:r>
@@ -7508,7 +7559,7 @@
           <w:szCs w:val="25"/>
           <w:lang w:val="nl-BE" w:bidi="ar-SA"/>
         </w:rPr>
-        <w:t xml:space="preserve"> V. (VERVOLG) BIJ HEM IS MEN VEILIG VOOR HAND EN TONG</w:t>
+        <w:t>V. (VERVOLG) BIJ HEM IS MEN VEILIG VOOR HAND EN TONG</w:t>
       </w:r>
     </w:p>
     <w:tbl>
@@ -7795,7 +7846,7 @@
           <w:szCs w:val="21"/>
           <w:lang w:val="nl-BE" w:bidi="ar-SA"/>
         </w:rPr>
-        <w:t>: Hij die Zijn dienaren veiligheid schenkt. De gelovige is dus iemand die vertrouwen heeft en vertrouwen schenkt. Van de volmaakte gelovige hoeft niemand iets te vrezen voor zijn hand of zijn tong. Hij kent geen list, zijn handel is eerlijk, hij pleegt geen verraad aan wat hem is toevertrouwd. Zoals hij vertrouwen geeft in de gebedsrij, zo geeft hij het ook buiten de moskee.</w:t>
+        <w:t>: Hij die Zijn dienaren veiligheid schenkt. De gelovige is dus iemand die vertrouwen heeft en vertrouwen schenkt. Van de volmaakte gelovige hoeft niemand iets te vrezen voor zijn hand of zijn tong. Hij kent geen bedrog, zijn handel is eerlijk, hij pleegt geen verraad aan wat hem is toevertrouwd. Zoals hij vertrouwen geeft in de gebedsrij, zo geeft hij het ook buiten de moskee.</w:t>
       </w:r>
     </w:p>
     <w:p>
@@ -7911,7 +7962,7 @@
                 <w:szCs w:val="20"/>
                 <w:lang w:val="nl-BE" w:bidi="ar-SA"/>
               </w:rPr>
-              <w:t>Een illustratieve scène: de bakker en de proef van de weegschaal</w:t>
+              <w:t>Een illustratieve scène: De bakker en de proef van de eerlijkheid</w:t>
             </w:r>
           </w:p>
           <w:p>
@@ -8011,10 +8062,11 @@
         <w:pageBreakBefore/>
         <w:spacing w:before="30" w:after="60" w:line="240" w:lineRule="auto"/>
         <w:pBdr>
-          <w:left w:val="single" w:sz="24" w:space="8" w:color="1B365D"/>
+          <w:left w:val="single" w:sz="24" w:space="11" w:color="1B365D"/>
           <w:bottom w:val="single" w:sz="6" w:space="2" w:color="1B365D"/>
         </w:pBdr>
         <w:shd w:val="clear" w:color="auto" w:fill="F3F6FA"/>
+        <w:ind w:left="60"/>
         <w:outlineLvl w:val="0"/>
       </w:pPr>
       <w:r>
@@ -8027,7 +8079,7 @@
           <w:szCs w:val="25"/>
           <w:lang w:val="nl-BE" w:bidi="ar-SA"/>
         </w:rPr>
-        <w:t xml:space="preserve"> VI. WIE ZIJN WOEDE BEHEERST EN WEET TE VERGEVEN</w:t>
+        <w:t>VI. WIE ZIJN WOEDE BEHEERST EN WEET TE VERGEVEN</w:t>
       </w:r>
     </w:p>
     <w:tbl>
@@ -8146,7 +8198,7 @@
                 <w:szCs w:val="19"/>
                 <w:lang w:val="nl-BE" w:bidi="ar-SA"/>
               </w:rPr>
-              <w:t>Zij geven uit op de weg van Allah, in voorspoed en in tegenspoed, bedwingen hun woede en vergeven de mensen. Allah houdt van wie het goede doet.</w:t>
+              <w:t>Zij (de godsbewusten) geven uit op de weg van Allah, in voorspoed en in tegenspoed, bedwingen hun woede en vergeven de mensen. Allah houdt van wie het goede doet.</w:t>
             </w:r>
           </w:p>
           <w:p>
@@ -8328,7 +8380,7 @@
           <w:szCs w:val="20"/>
           <w:lang w:val="nl-BE" w:bidi="ar-SA"/>
         </w:rPr>
-        <w:t>, 3); ook is een overlevering doorgegeven die aanraadt de woede te blussen met de rituele wassing (</w:t>
+        <w:t>, 3); ook is een overlevering met een zwakke keten van overleveraars doorgegeven die aanraadt de woede te blussen met de rituele wassing (</w:t>
       </w:r>
       <w:r>
         <w:rPr>
@@ -8680,7 +8732,7 @@
           <w:szCs w:val="20"/>
           <w:lang w:val="nl-BE" w:bidi="ar-SA"/>
         </w:rPr>
-        <w:t xml:space="preserve"> zei zonder enige aarzeling: “Ja, bij Allah, ik wil dat Allah mij vergeeft”, en hervatte de hulp aan </w:t>
+        <w:t xml:space="preserve"> zei meteen: “Ja, bij Allah, ik wil dat Allah mij vergeeft”, en hervatte de hulp aan </w:t>
       </w:r>
       <w:r>
         <w:rPr>
@@ -8807,10 +8859,11 @@
         <w:pageBreakBefore/>
         <w:spacing w:before="40" w:after="80" w:line="240" w:lineRule="auto"/>
         <w:pBdr>
-          <w:left w:val="single" w:sz="24" w:space="8" w:color="1B365D"/>
+          <w:left w:val="single" w:sz="24" w:space="11" w:color="1B365D"/>
           <w:bottom w:val="single" w:sz="6" w:space="2" w:color="1B365D"/>
         </w:pBdr>
         <w:shd w:val="clear" w:color="auto" w:fill="F3F6FA"/>
+        <w:ind w:left="60"/>
         <w:outlineLvl w:val="0"/>
       </w:pPr>
       <w:r>
@@ -8823,7 +8876,7 @@
           <w:szCs w:val="25"/>
           <w:lang w:val="nl-BE" w:bidi="ar-SA"/>
         </w:rPr>
-        <w:t xml:space="preserve"> VII. GEDULD EN DANKBAARHEID: TWEE VLEUGELS VAN DE GELOVIGE</w:t>
+        <w:t>VII. GEDULD EN DANKBAARHEID: TWEE VLEUGELS VAN DE GELOVIGE</w:t>
       </w:r>
     </w:p>
     <w:tbl>
@@ -9065,7 +9118,7 @@
           <w:szCs w:val="21"/>
           <w:lang w:val="nl-BE" w:bidi="ar-SA"/>
         </w:rPr>
-        <w:t xml:space="preserve"> dat in het </w:t>
+        <w:t xml:space="preserve"> dat in de </w:t>
       </w:r>
       <w:r>
         <w:rPr>
@@ -9147,7 +9200,7 @@
           <w:szCs w:val="21"/>
           <w:lang w:val="nl-BE" w:bidi="ar-SA"/>
         </w:rPr>
-        <w:t xml:space="preserve"> maakt bekend dat zij die aan het verderf ontkomen, degenen zijn die elkaar de waarheid en het geduld aanraden. (</w:t>
+        <w:t xml:space="preserve"> maakt bekend dat zij die aan het verderf ontkomen, degenen zijn die geloven en goede daden verrichten en elkaar de waarheid en het geduld aanraden. (</w:t>
       </w:r>
       <w:r>
         <w:rPr>
@@ -9384,10 +9437,11 @@
         <w:pageBreakBefore/>
         <w:spacing w:before="40" w:after="80" w:line="240" w:lineRule="auto"/>
         <w:pBdr>
-          <w:left w:val="single" w:sz="24" w:space="8" w:color="1B365D"/>
+          <w:left w:val="single" w:sz="24" w:space="11" w:color="1B365D"/>
           <w:bottom w:val="single" w:sz="6" w:space="2" w:color="1B365D"/>
         </w:pBdr>
         <w:shd w:val="clear" w:color="auto" w:fill="F3F6FA"/>
+        <w:ind w:left="60"/>
         <w:outlineLvl w:val="0"/>
       </w:pPr>
       <w:r>
@@ -9400,7 +9454,7 @@
           <w:szCs w:val="25"/>
           <w:lang w:val="nl-BE" w:bidi="ar-SA"/>
         </w:rPr>
-        <w:t xml:space="preserve"> VIII. </w:t>
+        <w:t xml:space="preserve">VIII. </w:t>
       </w:r>
       <w:r>
         <w:rPr>
@@ -9425,7 +9479,7 @@
           <w:szCs w:val="25"/>
           <w:lang w:val="nl-BE" w:bidi="ar-SA"/>
         </w:rPr>
-        <w:t xml:space="preserve"> EN TROUW AAN HET WOORD: DE BETROUWBARE GELOVIGE</w:t>
+        <w:t xml:space="preserve"> EN TROUW AAN HET GEGEVEN WOORD: DE BETROUWBARE GELOVIGE</w:t>
       </w:r>
     </w:p>
     <w:tbl>
@@ -9544,7 +9598,7 @@
                 <w:szCs w:val="20"/>
                 <w:lang w:val="nl-BE" w:bidi="ar-SA"/>
               </w:rPr>
-              <w:t>Zij die het Boek van Allah reciteren, het gebed met zorg verrichten en van wat Wij hun als levensonderhoud hebben gegeven in het verborgen en openlijk uitgeven, mogen hopen op een handel die nooit op verlies uitloopt.</w:t>
+              <w:t>Zij die het Boek van Allah reciteren, het gebed met zorg verrichten en van wat Wij hun als levensonderhoud hebben gegeven in het verborgen en openlijk voor anderen uitgeven, mogen hopen op een handel die nooit op verlies uitloopt.</w:t>
             </w:r>
           </w:p>
           <w:p>
@@ -9632,7 +9686,7 @@
           <w:szCs w:val="21"/>
           <w:lang w:val="nl-BE" w:bidi="ar-SA"/>
         </w:rPr>
-        <w:t xml:space="preserve">, uitgeven omwille van Allah, is een deel van wat Allah ons heeft geschonken delen met wie het nodig heeft, omwille van Zijn welbehagen. De Koran noemt </w:t>
+        <w:t xml:space="preserve">, uitgeven omwille van Allah, is het delen van een deel van wat Allah ons heeft geschonken met wie het nodig heeft. De Koran noemt </w:t>
       </w:r>
       <w:r>
         <w:rPr>
@@ -10047,10 +10101,11 @@
         <w:pageBreakBefore/>
         <w:spacing w:before="40" w:after="80" w:line="240" w:lineRule="auto"/>
         <w:pBdr>
-          <w:left w:val="single" w:sz="24" w:space="8" w:color="1B365D"/>
+          <w:left w:val="single" w:sz="24" w:space="11" w:color="1B365D"/>
           <w:bottom w:val="single" w:sz="6" w:space="2" w:color="1B365D"/>
         </w:pBdr>
         <w:shd w:val="clear" w:color="auto" w:fill="F3F6FA"/>
+        <w:ind w:left="60"/>
         <w:outlineLvl w:val="0"/>
       </w:pPr>
       <w:r>
@@ -10063,7 +10118,7 @@
           <w:szCs w:val="25"/>
           <w:lang w:val="nl-BE" w:bidi="ar-SA"/>
         </w:rPr>
-        <w:t xml:space="preserve"> IX. VAN PREEKSTOEL NAAR HART: DE SPIEGEL VAN DE KORAN EN ZEVEN VOORNEMENS</w:t>
+        <w:t>IX. VAN PREEKSTOEL NAAR HART: DE SPIEGEL VAN DE KORAN EN ZEVEN VOORNEMENS</w:t>
       </w:r>
     </w:p>
     <w:p>
@@ -10253,7 +10308,7 @@
                 <w:szCs w:val="18"/>
                 <w:lang w:val="nl-BE" w:bidi="ar-SA"/>
               </w:rPr>
-              <w:t>Zij geloven in het onzienlijke, verrichten het gebed en besteden van wat hun is geschonken aan het goede.</w:t>
+              <w:t>Zij geloven in het onzienlijke, verrichten het gebed en besteden van wat Wij hun hebben geschonken aan het goede.</w:t>
             </w:r>
           </w:p>
         </w:tc>
@@ -11696,7 +11751,7 @@
                 <w:szCs w:val="19"/>
                 <w:lang w:val="nl-BE" w:bidi="ar-SA"/>
               </w:rPr>
-              <w:t xml:space="preserve">Ik zal trouw blijven aan het toevertrouwde, mijn schulden, mijn afspraken en mijn overeenkomsten, en van mijn levensonderhoud heimelijk en openlijk </w:t>
+              <w:t xml:space="preserve">Ik zal het toevertrouwde bewaren, mijn schulden aflossen en afspraken en overeenkomsten nakomen, en van mijn levensonderhoud heimelijk en openlijk </w:t>
             </w:r>
             <w:r>
               <w:rPr>
@@ -11969,10 +12024,11 @@
         <w:pageBreakBefore/>
         <w:spacing w:before="34" w:after="68" w:line="240" w:lineRule="auto"/>
         <w:pBdr>
-          <w:left w:val="single" w:sz="24" w:space="8" w:color="1B365D"/>
+          <w:left w:val="single" w:sz="24" w:space="11" w:color="1B365D"/>
           <w:bottom w:val="single" w:sz="6" w:space="2" w:color="1B365D"/>
         </w:pBdr>
         <w:shd w:val="clear" w:color="auto" w:fill="F3F6FA"/>
+        <w:ind w:left="60"/>
         <w:outlineLvl w:val="0"/>
       </w:pPr>
       <w:r>
@@ -11985,7 +12041,7 @@
           <w:szCs w:val="25"/>
           <w:lang w:val="nl-BE" w:bidi="ar-SA"/>
         </w:rPr>
-        <w:t xml:space="preserve"> AFSLUITING EN SMEEKBEDE VAN ONZE GEMEENSCHAP IN EUROPA</w:t>
+        <w:t>AFSLUITING EN SMEEKBEDE VAN ONZE GEMEENSCHAP IN EUROPA</w:t>
       </w:r>
     </w:p>
     <w:p>
@@ -12563,7 +12619,7 @@
           <w:szCs w:val="21"/>
           <w:lang w:val="nl-BE" w:bidi="ar-SA"/>
         </w:rPr>
-        <w:t>: Onze Heer! Geef ons het goede in deze wereld en het goede in het hiernamaals, en bescherm ons tegen de straf van het vuur (</w:t>
+        <w:t>: Onze Heer! Geef ons het goede in deze wereld en het goede in het hiernamaals, en bescherm ons tegen de straf van de hel (</w:t>
       </w:r>
       <w:r>
         <w:rPr>
